--- a/precept-financeiro/Precept_Planejamento_Estrategico.docx
+++ b/precept-financeiro/Precept_Planejamento_Estrategico.docx
@@ -83,7 +83,7 @@
           <w:sz w:val="19"/>
           <w:szCs w:val="19"/>
         </w:rPr>
-        <w:t xml:space="preserve">Versão atualizada em outubro de 2026: preços do Sprint e do Scale e modelo financeiro</w:t>
+        <w:t xml:space="preserve">Versão atualizada em outubro de 2026: preços, licenças, Core como base e modelo financeiro</w:t>
       </w:r>
     </w:p>
     <w:p>
@@ -786,7 +786,7 @@
                 <w:sz w:val="19"/>
                 <w:szCs w:val="19"/>
               </w:rPr>
-              <w:t xml:space="preserve">Parcela realisticamente conquistável nos primeiros anos de operação, dada a capacidade comercial e operacional inicial da empresa. No modelo financeiro: 56 clientes Core no mês 24, cerca de 5% dos ~1.050 escritórios previdenciários da Grande São Paulo (mercado inicial).</w:t>
+              <w:t xml:space="preserve">Parcela realisticamente conquistável nos primeiros anos de operação, dada a capacidade comercial e operacional inicial da empresa. No modelo financeiro: 79 clientes Core no mês 24, cerca de 7,5% dos ~1.050 escritórios previdenciários da Grande São Paulo (mercado inicial).</w:t>
             </w:r>
           </w:p>
         </w:tc>
@@ -1301,7 +1301,7 @@
                 <w:sz w:val="19"/>
                 <w:szCs w:val="19"/>
               </w:rPr>
-              <w:t xml:space="preserve">R$ 997 a R$ 1.497 por mês, conforme o porte</w:t>
+              <w:t xml:space="preserve">R$ 997 a R$ 1.497 por mês, conforme o porte; 5 licenças incluídas e R$ 300 por licença extra</w:t>
             </w:r>
           </w:p>
         </w:tc>
@@ -1405,7 +1405,7 @@
                 <w:sz w:val="19"/>
                 <w:szCs w:val="19"/>
               </w:rPr>
-              <w:t xml:space="preserve">R$ 9.997 à vista</w:t>
+              <w:t xml:space="preserve">R$ 9.997 à vista, com 1 mês de Core incluído</w:t>
             </w:r>
           </w:p>
         </w:tc>
@@ -1509,7 +1509,7 @@
                 <w:sz w:val="19"/>
                 <w:szCs w:val="19"/>
               </w:rPr>
-              <w:t xml:space="preserve">R$ 29.997 em 6 parcelas de R$ 4.999,50</w:t>
+              <w:t xml:space="preserve">R$ 29.997 em 6 parcelas de R$ 4.999,50, com 3 meses de Core incluídos</w:t>
             </w:r>
           </w:p>
         </w:tc>
@@ -1846,7 +1846,7 @@
           <w:sz w:val="21"/>
           <w:szCs w:val="21"/>
         </w:rPr>
-        <w:t xml:space="preserve">A partir do segundo ano, o Sprint também passa a ser vendido diretamente a escritórios que ainda não usam o Core, como produto de entrada de alto valor (4 a 5 imersões por mês).</w:t>
+        <w:t xml:space="preserve">A partir do segundo ano, o Sprint também passa a ser vendido diretamente a escritórios que ainda não usam o Core, como produto de entrada de alto valor (4 a 5 imersões por mês). Quem compra ganha 1 mês de Core e, depois disso, passa a assinar: o Core é a base de todo cliente da Precept.</w:t>
       </w:r>
     </w:p>
     <w:p>
@@ -2041,7 +2041,7 @@
                 <w:sz w:val="19"/>
                 <w:szCs w:val="19"/>
               </w:rPr>
-              <w:t xml:space="preserve">Precept Core (assinatura mensal)</w:t>
+              <w:t xml:space="preserve">Precept Core (assinatura mensal + licenças extras)</w:t>
             </w:r>
           </w:p>
         </w:tc>
@@ -2943,7 +2943,7 @@
                 <w:sz w:val="19"/>
                 <w:szCs w:val="19"/>
               </w:rPr>
-              <w:t xml:space="preserve">R$ 125,7 mil</w:t>
+              <w:t xml:space="preserve">R$ 120,9 mil</w:t>
             </w:r>
           </w:p>
         </w:tc>
@@ -2966,7 +2966,7 @@
           <w:sz w:val="21"/>
           <w:szCs w:val="21"/>
         </w:rPr>
-        <w:t xml:space="preserve">A versão anterior deste documento apontava uma lacuna entre o runway (4 meses) e o break-even (6 a 7 meses). O modelo financeiro mostra que ela está coberta. O runway mede o fôlego com receita zero, mas a receita começa no mês 1, com os clientes-piloto. Somando o investimento inicial e os prejuízos dos meses 1 a 5, a necessidade máxima de caixa é de R$ 125,7 mil, abaixo dos R$ 150 mil de capital. Sobram R$ 24,3 mil de reserva.</w:t>
+        <w:t xml:space="preserve">A versão anterior deste documento apontava uma lacuna entre o runway (4 meses) e o break-even (6 a 7 meses). O modelo financeiro mostra que ela está coberta. O runway mede o fôlego com receita zero, mas a receita começa no mês 1, com os clientes-piloto. Somando o investimento inicial e os prejuízos dos meses 1 a 5, a necessidade máxima de caixa é de R$ 120,9 mil, abaixo dos R$ 150 mil de capital. Sobram R$ 29,1 mil de reserva.</w:t>
       </w:r>
     </w:p>
     <w:p>
@@ -3032,7 +3032,7 @@
           <w:sz w:val="21"/>
           <w:szCs w:val="21"/>
         </w:rPr>
-        <w:t xml:space="preserve"> — R$ 997 a R$ 1.497 por mês, variando conforme o tamanho da operação do escritório. Considerando 60% dos clientes no plano de entrada, o ticket médio é de R$ 1.197.</w:t>
+        <w:t xml:space="preserve"> — R$ 997 a R$ 1.497 por mês, variando conforme o tamanho da operação do escritório, e não conforme o número de pessoas. Cada assinatura inclui 5 licenças (1 acesso master e 4 dependentes), e cada licença extra custa R$ 300 por mês. Com 60% dos clientes no plano de entrada e, em média, 1 licença extra por cliente, o ticket médio efetivo é de R$ 1.497.</w:t>
       </w:r>
     </w:p>
     <w:p>
@@ -3062,7 +3062,7 @@
           <w:sz w:val="21"/>
           <w:szCs w:val="21"/>
         </w:rPr>
-        <w:t xml:space="preserve"> — R$ 9.997 à vista, por uma imersão de 7 dias de planejamento estratégico e tático lado a lado com o sócio.</w:t>
+        <w:t xml:space="preserve"> — R$ 9.997 à vista, por uma imersão de 7 dias de planejamento estratégico e tático lado a lado com o sócio. Inclui 1 mês de Core.</w:t>
       </w:r>
     </w:p>
     <w:p>
@@ -3092,7 +3092,7 @@
           <w:sz w:val="21"/>
           <w:szCs w:val="21"/>
         </w:rPr>
-        <w:t xml:space="preserve"> — R$ 29.997 por projeto, em 6 parcelas mensais de R$ 4.999,50, com um pilar implementado por mês. O preço equivale a 3× o Sprint, fica abaixo das consultorias de gestão para PMEs (R$ 8 a 15 mil por mês) e representa de 1% a 3% do faturamento anual de um escritório de R$ 1 a 4 milhões.</w:t>
+        <w:t xml:space="preserve"> — R$ 29.997 por projeto, em 6 parcelas mensais de R$ 4.999,50, com um pilar implementado por mês. O preço equivale a 3× o Sprint, fica abaixo das consultorias de gestão para PMEs (R$ 8 a 15 mil por mês) e representa de 1% a 3% do faturamento anual de um escritório de R$ 1 a 4 milhões. Inclui 3 meses de Core.</w:t>
       </w:r>
     </w:p>
     <w:p>
@@ -3107,7 +3107,7 @@
           <w:sz w:val="21"/>
           <w:szCs w:val="21"/>
         </w:rPr>
-        <w:t xml:space="preserve">Os 7 sócios recebem, cada um, 3% da receita bruta a partir do mês 4. É a maior retirada que ainda mantém o break-even no mês 6 e o runway de 4 meses.</w:t>
+        <w:t xml:space="preserve">Os 7 sócios recebem, cada um, 3,5% da receita bruta a partir do mês 4. É a maior retirada que ainda mantém o break-even no mês 6 e o runway de 4 meses.</w:t>
       </w:r>
     </w:p>
     <w:p>
@@ -3335,7 +3335,7 @@
                 <w:sz w:val="19"/>
                 <w:szCs w:val="19"/>
               </w:rPr>
-              <w:t xml:space="preserve">Média de 10 (meses 1–6), 25 (7–12) e 45 (13–24); 56 clientes no mês 24</w:t>
+              <w:t xml:space="preserve">Média de 10 (meses 1–6), 25 (7–12) e 58 ativos (13–24), incluindo quem vem do Sprint de fora da base; 79 clientes no mês 24</w:t>
             </w:r>
           </w:p>
         </w:tc>
@@ -3406,7 +3406,7 @@
                 <w:sz w:val="19"/>
                 <w:szCs w:val="19"/>
               </w:rPr>
-              <w:t xml:space="preserve">R$ 1.197 por mês</w:t>
+              <w:t xml:space="preserve">R$ 1.197 de plano + R$ 300 de licenças extras = R$ 1.497 por cliente pagante; meses grátis do Sprint (1) e do Scale (3) descontados</w:t>
             </w:r>
           </w:p>
         </w:tc>
@@ -3548,7 +3548,7 @@
                 <w:sz w:val="19"/>
                 <w:szCs w:val="19"/>
               </w:rPr>
-              <w:t xml:space="preserve">~5% da base por mês no ano 1; no ano 2, vendas também fora da base</w:t>
+              <w:t xml:space="preserve">~5% da base por mês no ano 1; no ano 2, vendas também fora da base, e esses clientes passam a assinar o Core</w:t>
             </w:r>
           </w:p>
         </w:tc>
@@ -3903,7 +3903,7 @@
                 <w:sz w:val="19"/>
                 <w:szCs w:val="19"/>
               </w:rPr>
-              <w:t xml:space="preserve">~R$ 28,7 mil por cliente Core (margem de contribuição de R$ 861/mês ÷ churn de 3%)</w:t>
+              <w:t xml:space="preserve">~R$ 36,0 mil por cliente Core (margem de contribuição de R$ 1.079/mês ÷ churn de 3%), LTV/CAC de ~35×</w:t>
             </w:r>
           </w:p>
         </w:tc>
@@ -3974,7 +3974,7 @@
                 <w:sz w:val="19"/>
                 <w:szCs w:val="19"/>
               </w:rPr>
-              <w:t xml:space="preserve">~50% no mês típico do ano 2 (despesas variáveis de 49,7% da receita, incluindo o Simples Nacional)</w:t>
+              <w:t xml:space="preserve">~53% no mês típico do ano 2 (despesas variáveis de 47,1% da receita, incluindo o Simples Nacional)</w:t>
             </w:r>
           </w:p>
         </w:tc>
@@ -4045,7 +4045,7 @@
                 <w:sz w:val="19"/>
                 <w:szCs w:val="19"/>
               </w:rPr>
-              <w:t xml:space="preserve">R$ 12 mil por mês + retirada dos sócios (21% da receita a partir do mês 4)</w:t>
+              <w:t xml:space="preserve">R$ 12 mil por mês + retirada dos sócios (24,5% da receita a partir do mês 4)</w:t>
             </w:r>
           </w:p>
         </w:tc>
@@ -4116,7 +4116,7 @@
                 <w:sz w:val="19"/>
                 <w:szCs w:val="19"/>
               </w:rPr>
-              <w:t xml:space="preserve">R$ 8,4 mil (mês 1)</w:t>
+              <w:t xml:space="preserve">R$ 7,5 mil (mês 1)</w:t>
             </w:r>
           </w:p>
         </w:tc>
@@ -4258,7 +4258,7 @@
                 <w:sz w:val="19"/>
                 <w:szCs w:val="19"/>
               </w:rPr>
-              <w:t xml:space="preserve">R$ 125,7 mil, coberta pelo capital de R$ 150 mil</w:t>
+              <w:t xml:space="preserve">R$ 120,9 mil, coberta pelo capital de R$ 150 mil</w:t>
             </w:r>
           </w:p>
         </w:tc>
@@ -4443,7 +4443,7 @@
                 <w:sz w:val="19"/>
                 <w:szCs w:val="19"/>
               </w:rPr>
-              <w:t xml:space="preserve">R$ 126,1 mil — viável</w:t>
+              <w:t xml:space="preserve">R$ 167,9 mil — viável</w:t>
             </w:r>
           </w:p>
         </w:tc>
@@ -4514,7 +4514,7 @@
                 <w:sz w:val="19"/>
                 <w:szCs w:val="19"/>
               </w:rPr>
-              <w:t xml:space="preserve">104,8% ao ano, bem acima da TMA de 24%</w:t>
+              <w:t xml:space="preserve">126,3% ao ano, bem acima da TMA de 24%</w:t>
             </w:r>
           </w:p>
         </w:tc>
@@ -4656,7 +4656,7 @@
                 <w:sz w:val="19"/>
                 <w:szCs w:val="19"/>
               </w:rPr>
-              <w:t xml:space="preserve">R$ 138,3 mil / R$ 112,2 mil / R$ 102,1 mil</w:t>
+              <w:t xml:space="preserve">R$ 182,5 mil / R$ 151,2 mil / R$ 139,1 mil</w:t>
             </w:r>
           </w:p>
         </w:tc>
@@ -4727,7 +4727,7 @@
                 <w:sz w:val="19"/>
                 <w:szCs w:val="19"/>
               </w:rPr>
-              <w:t xml:space="preserve">VPL de R$ 23,0 mil, break-even no mês 8 e necessidade de caixa de R$ 139,2 mil, ainda dentro do capital</w:t>
+              <w:t xml:space="preserve">VPL de R$ 47,2 mil, break-even no mês 9 e necessidade de caixa de R$ 139,2 mil, ainda dentro do capital</w:t>
             </w:r>
           </w:p>
         </w:tc>

--- a/precept-financeiro/Precept_Planejamento_Estrategico.docx
+++ b/precept-financeiro/Precept_Planejamento_Estrategico.docx
@@ -1405,7 +1405,7 @@
                 <w:sz w:val="19"/>
                 <w:szCs w:val="19"/>
               </w:rPr>
-              <w:t xml:space="preserve">R$ 9.997 à vista, com 1 mês de Core incluído</w:t>
+              <w:t xml:space="preserve">R$ 9.997 por imersão, com 1 mês de Core incluído; Pix ou cartão</w:t>
             </w:r>
           </w:p>
         </w:tc>
@@ -1509,7 +1509,7 @@
                 <w:sz w:val="19"/>
                 <w:szCs w:val="19"/>
               </w:rPr>
-              <w:t xml:space="preserve">R$ 29.997 em 6 parcelas de R$ 4.999,50, com 3 meses de Core incluídos</w:t>
+              <w:t xml:space="preserve">R$ 29.997 por implementação de 6 meses, com 3 meses de Core incluídos; Pix ou cartão</w:t>
             </w:r>
           </w:p>
         </w:tc>
@@ -3062,7 +3062,7 @@
           <w:sz w:val="21"/>
           <w:szCs w:val="21"/>
         </w:rPr>
-        <w:t xml:space="preserve"> — R$ 9.997 à vista, por uma imersão de 7 dias de planejamento estratégico e tático lado a lado com o sócio. Inclui 1 mês de Core.</w:t>
+        <w:t xml:space="preserve"> — R$ 9.997 por uma imersão de 7 dias de planejamento estratégico e tático lado a lado com o sócio. Inclui 1 mês de Core.</w:t>
       </w:r>
     </w:p>
     <w:p>
@@ -3092,7 +3092,7 @@
           <w:sz w:val="21"/>
           <w:szCs w:val="21"/>
         </w:rPr>
-        <w:t xml:space="preserve"> — R$ 29.997 por projeto, em 6 parcelas mensais de R$ 4.999,50, com um pilar implementado por mês. O preço equivale a 3× o Sprint, fica abaixo das consultorias de gestão para PMEs (R$ 8 a 15 mil por mês) e representa de 1% a 3% do faturamento anual de um escritório de R$ 1 a 4 milhões. Inclui 3 meses de Core.</w:t>
+        <w:t xml:space="preserve"> — R$ 29.997 por projeto de implementação de 6 meses, com um pilar implementado por mês. O preço equivale a 3× o Sprint, fica abaixo das consultorias de gestão para PMEs (R$ 8 a 15 mil por mês) e representa de 1% a 3% do faturamento anual de um escritório de R$ 1 a 4 milhões. Inclui 3 meses de Core.</w:t>
       </w:r>
     </w:p>
     <w:p>
@@ -3107,7 +3107,22 @@
           <w:sz w:val="21"/>
           <w:szCs w:val="21"/>
         </w:rPr>
-        <w:t xml:space="preserve">Os 7 sócios recebem, cada um, 3,5% da receita bruta a partir do mês 4. É a maior retirada que ainda mantém o break-even no mês 6 e o runway de 4 meses.</w:t>
+        <w:t xml:space="preserve">A forma de pagamento do Sprint e do Scale não depende da duração da entrega: o cliente pode pagar no Pix à vista ou parcelar no cartão, e a operadora antecipa o valor para a Precept. Por isso o modelo financeiro lança o valor cheio no mês da venda, junto com os custos variáveis da venda (impostos, comissões, especialistas e deslocamento).</w:t>
+      </w:r>
+    </w:p>
+    <w:p>
+      <w:pPr>
+        <w:spacing w:after="120" w:before="0" w:line="300"/>
+        <w:jc w:val="both"/>
+      </w:pPr>
+      <w:r>
+        <w:rPr>
+          <w:rFonts w:ascii="Arial" w:cs="Arial" w:eastAsia="Arial" w:hAnsi="Arial"/>
+          <w:color w:val="222222"/>
+          <w:sz w:val="21"/>
+          <w:szCs w:val="21"/>
+        </w:rPr>
+        <w:t xml:space="preserve">Os 7 sócios recebem, cada um, 3,5% da receita bruta a partir do mês 4. Com ela, o break-even fica no mês 6, todos os meses seguintes ficam positivos e o runway continua em 4 meses.</w:t>
       </w:r>
     </w:p>
     <w:p>
@@ -3974,7 +3989,7 @@
                 <w:sz w:val="19"/>
                 <w:szCs w:val="19"/>
               </w:rPr>
-              <w:t xml:space="preserve">~53% no mês típico do ano 2 (despesas variáveis de 47,1% da receita, incluindo o Simples Nacional)</w:t>
+              <w:t xml:space="preserve">~53% no mês típico do ano 2 (despesas variáveis de 47,2% da receita, incluindo o Simples Nacional)</w:t>
             </w:r>
           </w:p>
         </w:tc>
@@ -4443,7 +4458,7 @@
                 <w:sz w:val="19"/>
                 <w:szCs w:val="19"/>
               </w:rPr>
-              <w:t xml:space="preserve">R$ 167,9 mil — viável</w:t>
+              <w:t xml:space="preserve">R$ 172,5 mil — viável</w:t>
             </w:r>
           </w:p>
         </w:tc>
@@ -4514,7 +4529,7 @@
                 <w:sz w:val="19"/>
                 <w:szCs w:val="19"/>
               </w:rPr>
-              <w:t xml:space="preserve">126,3% ao ano, bem acima da TMA de 24%</w:t>
+              <w:t xml:space="preserve">131,2% ao ano, bem acima da TMA de 24%</w:t>
             </w:r>
           </w:p>
         </w:tc>
@@ -4585,7 +4600,7 @@
                 <w:sz w:val="19"/>
                 <w:szCs w:val="19"/>
               </w:rPr>
-              <w:t xml:space="preserve">Mês 17 / mês 18</w:t>
+              <w:t xml:space="preserve">Mês 16 / mês 18</w:t>
             </w:r>
           </w:p>
         </w:tc>
@@ -4656,7 +4671,7 @@
                 <w:sz w:val="19"/>
                 <w:szCs w:val="19"/>
               </w:rPr>
-              <w:t xml:space="preserve">R$ 182,5 mil / R$ 151,2 mil / R$ 139,1 mil</w:t>
+              <w:t xml:space="preserve">R$ 187,2 mil / R$ 155,8 mil / R$ 143,6 mil</w:t>
             </w:r>
           </w:p>
         </w:tc>
@@ -4727,7 +4742,7 @@
                 <w:sz w:val="19"/>
                 <w:szCs w:val="19"/>
               </w:rPr>
-              <w:t xml:space="preserve">VPL de R$ 47,2 mil, break-even no mês 9 e necessidade de caixa de R$ 139,2 mil, ainda dentro do capital</w:t>
+              <w:t xml:space="preserve">VPL de R$ 52,0 mil, resultado positivo de forma contínua a partir do mês 8 e necessidade de caixa de R$ 135,8 mil, ainda dentro do capital</w:t>
             </w:r>
           </w:p>
         </w:tc>
@@ -4750,7 +4765,7 @@
           <w:sz w:val="21"/>
           <w:szCs w:val="21"/>
         </w:rPr>
-        <w:t xml:space="preserve">O VPL é conservador: o modelo não considera valor terminal depois do mês 24 nem as parcelas de Scale que vencem após esse prazo.</w:t>
+        <w:t xml:space="preserve">O VPL é conservador: o modelo não considera valor terminal depois do mês 24.</w:t>
       </w:r>
     </w:p>
     <w:p>

--- a/precept-financeiro/Precept_Planejamento_Estrategico.docx
+++ b/precept-financeiro/Precept_Planejamento_Estrategico.docx
@@ -83,7 +83,7 @@
           <w:sz w:val="19"/>
           <w:szCs w:val="19"/>
         </w:rPr>
-        <w:t xml:space="preserve">Versão atualizada em outubro de 2026: preços, licenças, Core como base e modelo financeiro</w:t>
+        <w:t xml:space="preserve">Versão atualizada em outubro de 2026: preços, vendas em escada, mercado (TAM, SAM e SOM) e modelo financeiro</w:t>
       </w:r>
     </w:p>
     <w:p>
@@ -482,7 +482,7 @@
           <w:sz w:val="21"/>
           <w:szCs w:val="21"/>
         </w:rPr>
-        <w:t xml:space="preserve">A quantificação do mercado segue a lógica clássica de dimensionamento em três camadas:</w:t>
+        <w:t xml:space="preserve">O mercado foi dimensionado de baixo para cima, a partir de 1,3 milhão de advogados inscritos na OAB, e convertido em receita pela assinatura do Precept Core (R$ 23.952 por ano). O detalhamento, com fontes e faixa de incerteza, está no documento Pesquisa de Mercado e na aba Mercado TAM SAM SOM da Memória de Cálculo.</w:t>
       </w:r>
     </w:p>
     <w:tbl>
@@ -498,8 +498,10 @@
         </w:tblBorders>
       </w:tblPr>
       <w:tblGrid>
-        <w:gridCol w:w="3000"/>
-        <w:gridCol w:w="6638"/>
+        <w:gridCol w:w="2600"/>
+        <w:gridCol w:w="1400"/>
+        <w:gridCol w:w="1700"/>
+        <w:gridCol w:w="3938"/>
       </w:tblGrid>
       <w:tr>
         <w:trPr>
@@ -507,7 +509,7 @@
         </w:trPr>
         <w:tc>
           <w:tcPr>
-            <w:tcW w:type="dxa" w:w="3000"/>
+            <w:tcW w:type="dxa" w:w="2600"/>
             <w:tcBorders>
               <w:top w:val="single" w:color="9AA3B5" w:sz="4"/>
               <w:left w:val="single" w:color="9AA3B5" w:sz="4"/>
@@ -543,7 +545,79 @@
         </w:tc>
         <w:tc>
           <w:tcPr>
-            <w:tcW w:type="dxa" w:w="6638"/>
+            <w:tcW w:type="dxa" w:w="1400"/>
+            <w:tcBorders>
+              <w:top w:val="single" w:color="9AA3B5" w:sz="4"/>
+              <w:left w:val="single" w:color="9AA3B5" w:sz="4"/>
+              <w:bottom w:val="single" w:color="9AA3B5" w:sz="4"/>
+              <w:right w:val="single" w:color="9AA3B5" w:sz="4"/>
+            </w:tcBorders>
+            <w:shd w:fill="1F2A44" w:color="auto" w:val="clear"/>
+            <w:tcMar>
+              <w:top w:type="dxa" w:w="70"/>
+              <w:left w:type="dxa" w:w="110"/>
+              <w:bottom w:type="dxa" w:w="70"/>
+              <w:right w:type="dxa" w:w="110"/>
+            </w:tcMar>
+            <w:vAlign w:val="center"/>
+          </w:tcPr>
+          <w:p>
+            <w:pPr>
+              <w:spacing w:after="0" w:line="260"/>
+              <w:jc w:val="center"/>
+            </w:pPr>
+            <w:r>
+              <w:rPr>
+                <w:rFonts w:ascii="Arial" w:cs="Arial" w:eastAsia="Arial" w:hAnsi="Arial"/>
+                <w:b/>
+                <w:bCs/>
+                <w:color w:val="FFFFFF"/>
+                <w:sz w:val="19"/>
+                <w:szCs w:val="19"/>
+              </w:rPr>
+              <w:t xml:space="preserve">Escritórios</w:t>
+            </w:r>
+          </w:p>
+        </w:tc>
+        <w:tc>
+          <w:tcPr>
+            <w:tcW w:type="dxa" w:w="1700"/>
+            <w:tcBorders>
+              <w:top w:val="single" w:color="9AA3B5" w:sz="4"/>
+              <w:left w:val="single" w:color="9AA3B5" w:sz="4"/>
+              <w:bottom w:val="single" w:color="9AA3B5" w:sz="4"/>
+              <w:right w:val="single" w:color="9AA3B5" w:sz="4"/>
+            </w:tcBorders>
+            <w:shd w:fill="1F2A44" w:color="auto" w:val="clear"/>
+            <w:tcMar>
+              <w:top w:type="dxa" w:w="70"/>
+              <w:left w:type="dxa" w:w="110"/>
+              <w:bottom w:type="dxa" w:w="70"/>
+              <w:right w:type="dxa" w:w="110"/>
+            </w:tcMar>
+            <w:vAlign w:val="center"/>
+          </w:tcPr>
+          <w:p>
+            <w:pPr>
+              <w:spacing w:after="0" w:line="260"/>
+              <w:jc w:val="center"/>
+            </w:pPr>
+            <w:r>
+              <w:rPr>
+                <w:rFonts w:ascii="Arial" w:cs="Arial" w:eastAsia="Arial" w:hAnsi="Arial"/>
+                <w:b/>
+                <w:bCs/>
+                <w:color w:val="FFFFFF"/>
+                <w:sz w:val="19"/>
+                <w:szCs w:val="19"/>
+              </w:rPr>
+              <w:t xml:space="preserve">Receita (Core)</w:t>
+            </w:r>
+          </w:p>
+        </w:tc>
+        <w:tc>
+          <w:tcPr>
+            <w:tcW w:type="dxa" w:w="3938"/>
             <w:tcBorders>
               <w:top w:val="single" w:color="9AA3B5" w:sz="4"/>
               <w:left w:val="single" w:color="9AA3B5" w:sz="4"/>
@@ -584,7 +658,7 @@
         </w:trPr>
         <w:tc>
           <w:tcPr>
-            <w:tcW w:type="dxa" w:w="3000"/>
+            <w:tcW w:type="dxa" w:w="2600"/>
             <w:tcBorders>
               <w:top w:val="single" w:color="9AA3B5" w:sz="4"/>
               <w:left w:val="single" w:color="9AA3B5" w:sz="4"/>
@@ -617,34 +691,100 @@
         </w:tc>
         <w:tc>
           <w:tcPr>
-            <w:tcW w:type="dxa" w:w="6638"/>
-            <w:tcBorders>
-              <w:top w:val="single" w:color="9AA3B5" w:sz="4"/>
-              <w:left w:val="single" w:color="9AA3B5" w:sz="4"/>
-              <w:bottom w:val="single" w:color="9AA3B5" w:sz="4"/>
-              <w:right w:val="single" w:color="9AA3B5" w:sz="4"/>
-            </w:tcBorders>
-            <w:tcMar>
-              <w:top w:type="dxa" w:w="70"/>
-              <w:left w:type="dxa" w:w="110"/>
-              <w:bottom w:type="dxa" w:w="70"/>
-              <w:right w:type="dxa" w:w="110"/>
-            </w:tcMar>
-            <w:vAlign w:val="center"/>
-          </w:tcPr>
-          <w:p>
-            <w:pPr>
-              <w:spacing w:after="0" w:line="260"/>
-              <w:jc w:val="left"/>
-            </w:pPr>
-            <w:r>
-              <w:rPr>
-                <w:rFonts w:ascii="Arial" w:cs="Arial" w:eastAsia="Arial" w:hAnsi="Arial"/>
-                <w:color w:val="222222"/>
-                <w:sz w:val="19"/>
-                <w:szCs w:val="19"/>
-              </w:rPr>
-              <w:t xml:space="preserve">Todas as empresas e escritórios de advocacia potencialmente enquadrados no perfil de faturamento e porte definido (R$ 1 mi a R$ 10 mi/ano).</w:t>
+            <w:tcW w:type="dxa" w:w="1400"/>
+            <w:tcBorders>
+              <w:top w:val="single" w:color="9AA3B5" w:sz="4"/>
+              <w:left w:val="single" w:color="9AA3B5" w:sz="4"/>
+              <w:bottom w:val="single" w:color="9AA3B5" w:sz="4"/>
+              <w:right w:val="single" w:color="9AA3B5" w:sz="4"/>
+            </w:tcBorders>
+            <w:tcMar>
+              <w:top w:type="dxa" w:w="70"/>
+              <w:left w:type="dxa" w:w="110"/>
+              <w:bottom w:type="dxa" w:w="70"/>
+              <w:right w:type="dxa" w:w="110"/>
+            </w:tcMar>
+            <w:vAlign w:val="center"/>
+          </w:tcPr>
+          <w:p>
+            <w:pPr>
+              <w:spacing w:after="0" w:line="260"/>
+              <w:jc w:val="left"/>
+            </w:pPr>
+            <w:r>
+              <w:rPr>
+                <w:rFonts w:ascii="Arial" w:cs="Arial" w:eastAsia="Arial" w:hAnsi="Arial"/>
+                <w:color w:val="222222"/>
+                <w:sz w:val="19"/>
+                <w:szCs w:val="19"/>
+              </w:rPr>
+              <w:t xml:space="preserve">15.600</w:t>
+            </w:r>
+          </w:p>
+        </w:tc>
+        <w:tc>
+          <w:tcPr>
+            <w:tcW w:type="dxa" w:w="1700"/>
+            <w:tcBorders>
+              <w:top w:val="single" w:color="9AA3B5" w:sz="4"/>
+              <w:left w:val="single" w:color="9AA3B5" w:sz="4"/>
+              <w:bottom w:val="single" w:color="9AA3B5" w:sz="4"/>
+              <w:right w:val="single" w:color="9AA3B5" w:sz="4"/>
+            </w:tcBorders>
+            <w:tcMar>
+              <w:top w:type="dxa" w:w="70"/>
+              <w:left w:type="dxa" w:w="110"/>
+              <w:bottom w:type="dxa" w:w="70"/>
+              <w:right w:type="dxa" w:w="110"/>
+            </w:tcMar>
+            <w:vAlign w:val="center"/>
+          </w:tcPr>
+          <w:p>
+            <w:pPr>
+              <w:spacing w:after="0" w:line="260"/>
+              <w:jc w:val="left"/>
+            </w:pPr>
+            <w:r>
+              <w:rPr>
+                <w:rFonts w:ascii="Arial" w:cs="Arial" w:eastAsia="Arial" w:hAnsi="Arial"/>
+                <w:color w:val="222222"/>
+                <w:sz w:val="19"/>
+                <w:szCs w:val="19"/>
+              </w:rPr>
+              <w:t xml:space="preserve">R$ 373,7 mi/ano</w:t>
+            </w:r>
+          </w:p>
+        </w:tc>
+        <w:tc>
+          <w:tcPr>
+            <w:tcW w:type="dxa" w:w="3938"/>
+            <w:tcBorders>
+              <w:top w:val="single" w:color="9AA3B5" w:sz="4"/>
+              <w:left w:val="single" w:color="9AA3B5" w:sz="4"/>
+              <w:bottom w:val="single" w:color="9AA3B5" w:sz="4"/>
+              <w:right w:val="single" w:color="9AA3B5" w:sz="4"/>
+            </w:tcBorders>
+            <w:tcMar>
+              <w:top w:type="dxa" w:w="70"/>
+              <w:left w:type="dxa" w:w="110"/>
+              <w:bottom w:type="dxa" w:w="70"/>
+              <w:right w:type="dxa" w:w="110"/>
+            </w:tcMar>
+            <w:vAlign w:val="center"/>
+          </w:tcPr>
+          <w:p>
+            <w:pPr>
+              <w:spacing w:after="0" w:line="260"/>
+              <w:jc w:val="left"/>
+            </w:pPr>
+            <w:r>
+              <w:rPr>
+                <w:rFonts w:ascii="Arial" w:cs="Arial" w:eastAsia="Arial" w:hAnsi="Arial"/>
+                <w:color w:val="222222"/>
+                <w:sz w:val="19"/>
+                <w:szCs w:val="19"/>
+              </w:rPr>
+              <w:t xml:space="preserve">Escritórios de advocacia com faturamento de R$ 1 a 10 mi/ano no Brasil, de qualquer área.</w:t>
             </w:r>
           </w:p>
         </w:tc>
@@ -655,7 +795,7 @@
         </w:trPr>
         <w:tc>
           <w:tcPr>
-            <w:tcW w:type="dxa" w:w="3000"/>
+            <w:tcW w:type="dxa" w:w="2600"/>
             <w:tcBorders>
               <w:top w:val="single" w:color="9AA3B5" w:sz="4"/>
               <w:left w:val="single" w:color="9AA3B5" w:sz="4"/>
@@ -688,34 +828,100 @@
         </w:tc>
         <w:tc>
           <w:tcPr>
-            <w:tcW w:type="dxa" w:w="6638"/>
-            <w:tcBorders>
-              <w:top w:val="single" w:color="9AA3B5" w:sz="4"/>
-              <w:left w:val="single" w:color="9AA3B5" w:sz="4"/>
-              <w:bottom w:val="single" w:color="9AA3B5" w:sz="4"/>
-              <w:right w:val="single" w:color="9AA3B5" w:sz="4"/>
-            </w:tcBorders>
-            <w:tcMar>
-              <w:top w:type="dxa" w:w="70"/>
-              <w:left w:type="dxa" w:w="110"/>
-              <w:bottom w:type="dxa" w:w="70"/>
-              <w:right w:type="dxa" w:w="110"/>
-            </w:tcMar>
-            <w:vAlign w:val="center"/>
-          </w:tcPr>
-          <w:p>
-            <w:pPr>
-              <w:spacing w:after="0" w:line="260"/>
-              <w:jc w:val="left"/>
-            </w:pPr>
-            <w:r>
-              <w:rPr>
-                <w:rFonts w:ascii="Arial" w:cs="Arial" w:eastAsia="Arial" w:hAnsi="Arial"/>
-                <w:color w:val="222222"/>
-                <w:sz w:val="19"/>
-                <w:szCs w:val="19"/>
-              </w:rPr>
-              <w:t xml:space="preserve">Parcela desse mercado que pode ser efetivamente atendida pela solução da Precept, considerando geografia, maturidade digital e canais de distribuição.</w:t>
+            <w:tcW w:type="dxa" w:w="1400"/>
+            <w:tcBorders>
+              <w:top w:val="single" w:color="9AA3B5" w:sz="4"/>
+              <w:left w:val="single" w:color="9AA3B5" w:sz="4"/>
+              <w:bottom w:val="single" w:color="9AA3B5" w:sz="4"/>
+              <w:right w:val="single" w:color="9AA3B5" w:sz="4"/>
+            </w:tcBorders>
+            <w:tcMar>
+              <w:top w:type="dxa" w:w="70"/>
+              <w:left w:type="dxa" w:w="110"/>
+              <w:bottom w:type="dxa" w:w="70"/>
+              <w:right w:type="dxa" w:w="110"/>
+            </w:tcMar>
+            <w:vAlign w:val="center"/>
+          </w:tcPr>
+          <w:p>
+            <w:pPr>
+              <w:spacing w:after="0" w:line="260"/>
+              <w:jc w:val="left"/>
+            </w:pPr>
+            <w:r>
+              <w:rPr>
+                <w:rFonts w:ascii="Arial" w:cs="Arial" w:eastAsia="Arial" w:hAnsi="Arial"/>
+                <w:color w:val="222222"/>
+                <w:sz w:val="19"/>
+                <w:szCs w:val="19"/>
+              </w:rPr>
+              <w:t xml:space="preserve">3.900</w:t>
+            </w:r>
+          </w:p>
+        </w:tc>
+        <w:tc>
+          <w:tcPr>
+            <w:tcW w:type="dxa" w:w="1700"/>
+            <w:tcBorders>
+              <w:top w:val="single" w:color="9AA3B5" w:sz="4"/>
+              <w:left w:val="single" w:color="9AA3B5" w:sz="4"/>
+              <w:bottom w:val="single" w:color="9AA3B5" w:sz="4"/>
+              <w:right w:val="single" w:color="9AA3B5" w:sz="4"/>
+            </w:tcBorders>
+            <w:tcMar>
+              <w:top w:type="dxa" w:w="70"/>
+              <w:left w:type="dxa" w:w="110"/>
+              <w:bottom w:type="dxa" w:w="70"/>
+              <w:right w:type="dxa" w:w="110"/>
+            </w:tcMar>
+            <w:vAlign w:val="center"/>
+          </w:tcPr>
+          <w:p>
+            <w:pPr>
+              <w:spacing w:after="0" w:line="260"/>
+              <w:jc w:val="left"/>
+            </w:pPr>
+            <w:r>
+              <w:rPr>
+                <w:rFonts w:ascii="Arial" w:cs="Arial" w:eastAsia="Arial" w:hAnsi="Arial"/>
+                <w:color w:val="222222"/>
+                <w:sz w:val="19"/>
+                <w:szCs w:val="19"/>
+              </w:rPr>
+              <w:t xml:space="preserve">R$ 93,4 mi/ano</w:t>
+            </w:r>
+          </w:p>
+        </w:tc>
+        <w:tc>
+          <w:tcPr>
+            <w:tcW w:type="dxa" w:w="3938"/>
+            <w:tcBorders>
+              <w:top w:val="single" w:color="9AA3B5" w:sz="4"/>
+              <w:left w:val="single" w:color="9AA3B5" w:sz="4"/>
+              <w:bottom w:val="single" w:color="9AA3B5" w:sz="4"/>
+              <w:right w:val="single" w:color="9AA3B5" w:sz="4"/>
+            </w:tcBorders>
+            <w:tcMar>
+              <w:top w:type="dxa" w:w="70"/>
+              <w:left w:type="dxa" w:w="110"/>
+              <w:bottom w:type="dxa" w:w="70"/>
+              <w:right w:type="dxa" w:w="110"/>
+            </w:tcMar>
+            <w:vAlign w:val="center"/>
+          </w:tcPr>
+          <w:p>
+            <w:pPr>
+              <w:spacing w:after="0" w:line="260"/>
+              <w:jc w:val="left"/>
+            </w:pPr>
+            <w:r>
+              <w:rPr>
+                <w:rFonts w:ascii="Arial" w:cs="Arial" w:eastAsia="Arial" w:hAnsi="Arial"/>
+                <w:color w:val="222222"/>
+                <w:sz w:val="19"/>
+                <w:szCs w:val="19"/>
+              </w:rPr>
+              <w:t xml:space="preserve">Mesmo perfil no estado de São Paulo, onde a Precept consegue vender e entregar Sprint e Scale presencialmente nos dois primeiros anos.</w:t>
             </w:r>
           </w:p>
         </w:tc>
@@ -726,7 +932,144 @@
         </w:trPr>
         <w:tc>
           <w:tcPr>
-            <w:tcW w:type="dxa" w:w="3000"/>
+            <w:tcW w:type="dxa" w:w="2600"/>
+            <w:tcBorders>
+              <w:top w:val="single" w:color="9AA3B5" w:sz="4"/>
+              <w:left w:val="single" w:color="9AA3B5" w:sz="4"/>
+              <w:bottom w:val="single" w:color="9AA3B5" w:sz="4"/>
+              <w:right w:val="single" w:color="9AA3B5" w:sz="4"/>
+            </w:tcBorders>
+            <w:tcMar>
+              <w:top w:type="dxa" w:w="70"/>
+              <w:left w:type="dxa" w:w="110"/>
+              <w:bottom w:type="dxa" w:w="70"/>
+              <w:right w:type="dxa" w:w="110"/>
+            </w:tcMar>
+            <w:vAlign w:val="center"/>
+          </w:tcPr>
+          <w:p>
+            <w:pPr>
+              <w:spacing w:after="0" w:line="260"/>
+              <w:jc w:val="left"/>
+            </w:pPr>
+            <w:r>
+              <w:rPr>
+                <w:rFonts w:ascii="Arial" w:cs="Arial" w:eastAsia="Arial" w:hAnsi="Arial"/>
+                <w:color w:val="222222"/>
+                <w:sz w:val="19"/>
+                <w:szCs w:val="19"/>
+              </w:rPr>
+              <w:t xml:space="preserve">Beachhead (mercado inicial)</w:t>
+            </w:r>
+          </w:p>
+        </w:tc>
+        <w:tc>
+          <w:tcPr>
+            <w:tcW w:type="dxa" w:w="1400"/>
+            <w:tcBorders>
+              <w:top w:val="single" w:color="9AA3B5" w:sz="4"/>
+              <w:left w:val="single" w:color="9AA3B5" w:sz="4"/>
+              <w:bottom w:val="single" w:color="9AA3B5" w:sz="4"/>
+              <w:right w:val="single" w:color="9AA3B5" w:sz="4"/>
+            </w:tcBorders>
+            <w:tcMar>
+              <w:top w:type="dxa" w:w="70"/>
+              <w:left w:type="dxa" w:w="110"/>
+              <w:bottom w:type="dxa" w:w="70"/>
+              <w:right w:type="dxa" w:w="110"/>
+            </w:tcMar>
+            <w:vAlign w:val="center"/>
+          </w:tcPr>
+          <w:p>
+            <w:pPr>
+              <w:spacing w:after="0" w:line="260"/>
+              <w:jc w:val="left"/>
+            </w:pPr>
+            <w:r>
+              <w:rPr>
+                <w:rFonts w:ascii="Arial" w:cs="Arial" w:eastAsia="Arial" w:hAnsi="Arial"/>
+                <w:color w:val="222222"/>
+                <w:sz w:val="19"/>
+                <w:szCs w:val="19"/>
+              </w:rPr>
+              <w:t xml:space="preserve">546</w:t>
+            </w:r>
+          </w:p>
+        </w:tc>
+        <w:tc>
+          <w:tcPr>
+            <w:tcW w:type="dxa" w:w="1700"/>
+            <w:tcBorders>
+              <w:top w:val="single" w:color="9AA3B5" w:sz="4"/>
+              <w:left w:val="single" w:color="9AA3B5" w:sz="4"/>
+              <w:bottom w:val="single" w:color="9AA3B5" w:sz="4"/>
+              <w:right w:val="single" w:color="9AA3B5" w:sz="4"/>
+            </w:tcBorders>
+            <w:tcMar>
+              <w:top w:type="dxa" w:w="70"/>
+              <w:left w:type="dxa" w:w="110"/>
+              <w:bottom w:type="dxa" w:w="70"/>
+              <w:right w:type="dxa" w:w="110"/>
+            </w:tcMar>
+            <w:vAlign w:val="center"/>
+          </w:tcPr>
+          <w:p>
+            <w:pPr>
+              <w:spacing w:after="0" w:line="260"/>
+              <w:jc w:val="left"/>
+            </w:pPr>
+            <w:r>
+              <w:rPr>
+                <w:rFonts w:ascii="Arial" w:cs="Arial" w:eastAsia="Arial" w:hAnsi="Arial"/>
+                <w:color w:val="222222"/>
+                <w:sz w:val="19"/>
+                <w:szCs w:val="19"/>
+              </w:rPr>
+              <w:t xml:space="preserve">R$ 13,1 mi/ano</w:t>
+            </w:r>
+          </w:p>
+        </w:tc>
+        <w:tc>
+          <w:tcPr>
+            <w:tcW w:type="dxa" w:w="3938"/>
+            <w:tcBorders>
+              <w:top w:val="single" w:color="9AA3B5" w:sz="4"/>
+              <w:left w:val="single" w:color="9AA3B5" w:sz="4"/>
+              <w:bottom w:val="single" w:color="9AA3B5" w:sz="4"/>
+              <w:right w:val="single" w:color="9AA3B5" w:sz="4"/>
+            </w:tcBorders>
+            <w:tcMar>
+              <w:top w:type="dxa" w:w="70"/>
+              <w:left w:type="dxa" w:w="110"/>
+              <w:bottom w:type="dxa" w:w="70"/>
+              <w:right w:type="dxa" w:w="110"/>
+            </w:tcMar>
+            <w:vAlign w:val="center"/>
+          </w:tcPr>
+          <w:p>
+            <w:pPr>
+              <w:spacing w:after="0" w:line="260"/>
+              <w:jc w:val="left"/>
+            </w:pPr>
+            <w:r>
+              <w:rPr>
+                <w:rFonts w:ascii="Arial" w:cs="Arial" w:eastAsia="Arial" w:hAnsi="Arial"/>
+                <w:color w:val="222222"/>
+                <w:sz w:val="19"/>
+                <w:szCs w:val="19"/>
+              </w:rPr>
+              <w:t xml:space="preserve">Escritórios de direito previdenciário da Grande São Paulo, com o sócio-fundador ainda na operação.</w:t>
+            </w:r>
+          </w:p>
+        </w:tc>
+      </w:tr>
+      <w:tr>
+        <w:trPr>
+          <w:cantSplit/>
+        </w:trPr>
+        <w:tc>
+          <w:tcPr>
+            <w:tcW w:type="dxa" w:w="2600"/>
             <w:tcBorders>
               <w:top w:val="single" w:color="9AA3B5" w:sz="4"/>
               <w:left w:val="single" w:color="9AA3B5" w:sz="4"/>
@@ -759,39 +1102,125 @@
         </w:tc>
         <w:tc>
           <w:tcPr>
-            <w:tcW w:type="dxa" w:w="6638"/>
-            <w:tcBorders>
-              <w:top w:val="single" w:color="9AA3B5" w:sz="4"/>
-              <w:left w:val="single" w:color="9AA3B5" w:sz="4"/>
-              <w:bottom w:val="single" w:color="9AA3B5" w:sz="4"/>
-              <w:right w:val="single" w:color="9AA3B5" w:sz="4"/>
-            </w:tcBorders>
-            <w:tcMar>
-              <w:top w:type="dxa" w:w="70"/>
-              <w:left w:type="dxa" w:w="110"/>
-              <w:bottom w:type="dxa" w:w="70"/>
-              <w:right w:type="dxa" w:w="110"/>
-            </w:tcMar>
-            <w:vAlign w:val="center"/>
-          </w:tcPr>
-          <w:p>
-            <w:pPr>
-              <w:spacing w:after="0" w:line="260"/>
-              <w:jc w:val="left"/>
-            </w:pPr>
-            <w:r>
-              <w:rPr>
-                <w:rFonts w:ascii="Arial" w:cs="Arial" w:eastAsia="Arial" w:hAnsi="Arial"/>
-                <w:color w:val="222222"/>
-                <w:sz w:val="19"/>
-                <w:szCs w:val="19"/>
-              </w:rPr>
-              <w:t xml:space="preserve">Parcela realisticamente conquistável nos primeiros anos de operação, dada a capacidade comercial e operacional inicial da empresa. No modelo financeiro: 79 clientes Core no mês 24, cerca de 7,5% dos ~1.050 escritórios previdenciários da Grande São Paulo (mercado inicial).</w:t>
+            <w:tcW w:type="dxa" w:w="1400"/>
+            <w:tcBorders>
+              <w:top w:val="single" w:color="9AA3B5" w:sz="4"/>
+              <w:left w:val="single" w:color="9AA3B5" w:sz="4"/>
+              <w:bottom w:val="single" w:color="9AA3B5" w:sz="4"/>
+              <w:right w:val="single" w:color="9AA3B5" w:sz="4"/>
+            </w:tcBorders>
+            <w:tcMar>
+              <w:top w:type="dxa" w:w="70"/>
+              <w:left w:type="dxa" w:w="110"/>
+              <w:bottom w:type="dxa" w:w="70"/>
+              <w:right w:type="dxa" w:w="110"/>
+            </w:tcMar>
+            <w:vAlign w:val="center"/>
+          </w:tcPr>
+          <w:p>
+            <w:pPr>
+              <w:spacing w:after="0" w:line="260"/>
+              <w:jc w:val="left"/>
+            </w:pPr>
+            <w:r>
+              <w:rPr>
+                <w:rFonts w:ascii="Arial" w:cs="Arial" w:eastAsia="Arial" w:hAnsi="Arial"/>
+                <w:color w:val="222222"/>
+                <w:sz w:val="19"/>
+                <w:szCs w:val="19"/>
+              </w:rPr>
+              <w:t xml:space="preserve">292</w:t>
+            </w:r>
+          </w:p>
+        </w:tc>
+        <w:tc>
+          <w:tcPr>
+            <w:tcW w:type="dxa" w:w="1700"/>
+            <w:tcBorders>
+              <w:top w:val="single" w:color="9AA3B5" w:sz="4"/>
+              <w:left w:val="single" w:color="9AA3B5" w:sz="4"/>
+              <w:bottom w:val="single" w:color="9AA3B5" w:sz="4"/>
+              <w:right w:val="single" w:color="9AA3B5" w:sz="4"/>
+            </w:tcBorders>
+            <w:tcMar>
+              <w:top w:type="dxa" w:w="70"/>
+              <w:left w:type="dxa" w:w="110"/>
+              <w:bottom w:type="dxa" w:w="70"/>
+              <w:right w:type="dxa" w:w="110"/>
+            </w:tcMar>
+            <w:vAlign w:val="center"/>
+          </w:tcPr>
+          <w:p>
+            <w:pPr>
+              <w:spacing w:after="0" w:line="260"/>
+              <w:jc w:val="left"/>
+            </w:pPr>
+            <w:r>
+              <w:rPr>
+                <w:rFonts w:ascii="Arial" w:cs="Arial" w:eastAsia="Arial" w:hAnsi="Arial"/>
+                <w:color w:val="222222"/>
+                <w:sz w:val="19"/>
+                <w:szCs w:val="19"/>
+              </w:rPr>
+              <w:t xml:space="preserve">R$ 6,8 mi/ano</w:t>
+            </w:r>
+          </w:p>
+        </w:tc>
+        <w:tc>
+          <w:tcPr>
+            <w:tcW w:type="dxa" w:w="3938"/>
+            <w:tcBorders>
+              <w:top w:val="single" w:color="9AA3B5" w:sz="4"/>
+              <w:left w:val="single" w:color="9AA3B5" w:sz="4"/>
+              <w:bottom w:val="single" w:color="9AA3B5" w:sz="4"/>
+              <w:right w:val="single" w:color="9AA3B5" w:sz="4"/>
+            </w:tcBorders>
+            <w:tcMar>
+              <w:top w:type="dxa" w:w="70"/>
+              <w:left w:type="dxa" w:w="110"/>
+              <w:bottom w:type="dxa" w:w="70"/>
+              <w:right w:type="dxa" w:w="110"/>
+            </w:tcMar>
+            <w:vAlign w:val="center"/>
+          </w:tcPr>
+          <w:p>
+            <w:pPr>
+              <w:spacing w:after="0" w:line="260"/>
+              <w:jc w:val="left"/>
+            </w:pPr>
+            <w:r>
+              <w:rPr>
+                <w:rFonts w:ascii="Arial" w:cs="Arial" w:eastAsia="Arial" w:hAnsi="Arial"/>
+                <w:color w:val="222222"/>
+                <w:sz w:val="19"/>
+                <w:szCs w:val="19"/>
+              </w:rPr>
+              <w:t xml:space="preserve">Clientes Core ativos no mês 24 do modelo financeiro: 7,5% do SAM. Como equivale a 53% do beachhead, no ano 2 parte das vendas vem de outras áreas do direito em São Paulo.</w:t>
             </w:r>
           </w:p>
         </w:tc>
       </w:tr>
     </w:tbl>
+    <w:p>
+      <w:pPr>
+        <w:spacing w:after="80"/>
+      </w:pPr>
+    </w:p>
+    <w:p>
+      <w:pPr>
+        <w:spacing w:after="120" w:before="0" w:line="300"/>
+        <w:jc w:val="both"/>
+      </w:pPr>
+      <w:r>
+        <w:rPr>
+          <w:rFonts w:ascii="Arial" w:cs="Arial" w:eastAsia="Arial" w:hAnsi="Arial"/>
+          <w:color w:val="222222"/>
+          <w:sz w:val="21"/>
+          <w:szCs w:val="21"/>
+        </w:rPr>
+        <w:t xml:space="preserve">Cinco dos sete dados de entrada são hipóteses a confirmar (participação dos escritórios de R$ 1 a 10 mi, advogados por escritório, peso de São Paulo, da Grande SP e do previdenciário). No cenário pessimista, o TAM cai para 8.667 escritórios e o beachhead para 186; no otimista, sobe para 24.375 e 1.280.</w:t>
+      </w:r>
+    </w:p>
     <w:p>
       <w:pPr>
         <w:pStyle w:val="Heading1"/>
@@ -1301,7 +1730,7 @@
                 <w:sz w:val="19"/>
                 <w:szCs w:val="19"/>
               </w:rPr>
-              <w:t xml:space="preserve">R$ 997 a R$ 1.497 por mês, conforme o porte; 5 licenças incluídas e R$ 300 por licença extra</w:t>
+              <w:t xml:space="preserve">R$ 1.996 por mês, com 5 licenças incluídas; R$ 300 por licença extra</w:t>
             </w:r>
           </w:p>
         </w:tc>
@@ -2041,7 +2470,7 @@
                 <w:sz w:val="19"/>
                 <w:szCs w:val="19"/>
               </w:rPr>
-              <w:t xml:space="preserve">Precept Core (assinatura mensal + licenças extras)</w:t>
+              <w:t xml:space="preserve">Precept Core (assinatura mensal de R$ 1.996)</w:t>
             </w:r>
           </w:p>
         </w:tc>
@@ -2872,7 +3301,7 @@
                 <w:sz w:val="19"/>
                 <w:szCs w:val="19"/>
               </w:rPr>
-              <w:t xml:space="preserve">Mês 6</w:t>
+              <w:t xml:space="preserve">Mês 3</w:t>
             </w:r>
           </w:p>
         </w:tc>
@@ -2943,7 +3372,7 @@
                 <w:sz w:val="19"/>
                 <w:szCs w:val="19"/>
               </w:rPr>
-              <w:t xml:space="preserve">R$ 120,9 mil</w:t>
+              <w:t xml:space="preserve">R$ 118,5 mil</w:t>
             </w:r>
           </w:p>
         </w:tc>
@@ -2966,7 +3395,7 @@
           <w:sz w:val="21"/>
           <w:szCs w:val="21"/>
         </w:rPr>
-        <w:t xml:space="preserve">A versão anterior deste documento apontava uma lacuna entre o runway (4 meses) e o break-even (6 a 7 meses). O modelo financeiro mostra que ela está coberta. O runway mede o fôlego com receita zero, mas a receita começa no mês 1, com os clientes-piloto. Somando o investimento inicial e os prejuízos dos meses 1 a 5, a necessidade máxima de caixa é de R$ 120,9 mil, abaixo dos R$ 150 mil de capital. Sobram R$ 29,1 mil de reserva.</w:t>
+        <w:t xml:space="preserve">A versão anterior deste documento apontava uma lacuna entre o runway (4 meses) e o break-even (6 a 7 meses). O modelo financeiro mostra que ela está coberta. O runway mede o fôlego com receita zero, mas a receita começa no mês 1, com as vendas do Core em escada (3, 5, 7 e 10 clientes novos nos meses 1 a 4). O break-even chega no mês 3. Somando o investimento inicial e os prejuízos dos meses 1 e 2, a necessidade máxima de caixa é de R$ 118,5 mil, abaixo dos R$ 150 mil de capital. Sobram R$ 31,5 mil de reserva.</w:t>
       </w:r>
     </w:p>
     <w:p>
@@ -3032,7 +3461,7 @@
           <w:sz w:val="21"/>
           <w:szCs w:val="21"/>
         </w:rPr>
-        <w:t xml:space="preserve"> — R$ 997 a R$ 1.497 por mês, variando conforme o tamanho da operação do escritório, e não conforme o número de pessoas. Cada assinatura inclui 5 licenças (1 acesso master e 4 dependentes), e cada licença extra custa R$ 300 por mês. Com 60% dos clientes no plano de entrada e, em média, 1 licença extra por cliente, o ticket médio efetivo é de R$ 1.497.</w:t>
+        <w:t xml:space="preserve"> — R$ 1.996 por mês, preço único. Cada assinatura inclui 5 licenças (1 acesso master e 4 dependentes), e cada licença extra custa R$ 300 por mês. Para simplificar, o modelo financeiro não projeta licenças extras: elas são receita adicional. O preço fica acima do plano mais caro de software de gestão processual (ADVBOX, R$ 1.800) e abaixo do plano para grandes escritórios (R$ 5.000), porque a Precept entrega gestão do negócio, não só controle de processos.</w:t>
       </w:r>
     </w:p>
     <w:p>
@@ -3122,7 +3551,7 @@
           <w:sz w:val="21"/>
           <w:szCs w:val="21"/>
         </w:rPr>
-        <w:t xml:space="preserve">Os 7 sócios recebem, cada um, 3,5% da receita bruta a partir do mês 4. Com ela, o break-even fica no mês 6, todos os meses seguintes ficam positivos e o runway continua em 4 meses.</w:t>
+        <w:t xml:space="preserve">Os 7 sócios recebem, cada um, 3,5% da receita bruta a partir do mês 4. Como o break-even chega no mês 3, antes de a retirada começar, todos os meses a partir dele ficam positivos e o runway continua em 4 meses.</w:t>
       </w:r>
     </w:p>
     <w:p>
@@ -3317,7 +3746,7 @@
                 <w:sz w:val="19"/>
                 <w:szCs w:val="19"/>
               </w:rPr>
-              <w:t xml:space="preserve">Número de clientes Core</w:t>
+              <w:t xml:space="preserve">Vendas do Core (clientes novos)</w:t>
             </w:r>
           </w:p>
         </w:tc>
@@ -3350,7 +3779,7 @@
                 <w:sz w:val="19"/>
                 <w:szCs w:val="19"/>
               </w:rPr>
-              <w:t xml:space="preserve">Média de 10 (meses 1–6), 25 (7–12) e 58 ativos (13–24), incluindo quem vem do Sprint de fora da base; 79 clientes no mês 24</w:t>
+              <w:t xml:space="preserve">3, 5, 7 e 10 nos meses 1 a 4; depois, crescimento de 5% ao mês (27 clientes novos no mês 24)</w:t>
             </w:r>
           </w:p>
         </w:tc>
@@ -3388,7 +3817,7 @@
                 <w:sz w:val="19"/>
                 <w:szCs w:val="19"/>
               </w:rPr>
-              <w:t xml:space="preserve">Ticket médio Core</w:t>
+              <w:t xml:space="preserve">Número de clientes Core</w:t>
             </w:r>
           </w:p>
         </w:tc>
@@ -3421,7 +3850,7 @@
                 <w:sz w:val="19"/>
                 <w:szCs w:val="19"/>
               </w:rPr>
-              <w:t xml:space="preserve">R$ 1.197 de plano + R$ 300 de licenças extras = R$ 1.497 por cliente pagante; meses grátis do Sprint (1) e do Scale (3) descontados</w:t>
+              <w:t xml:space="preserve">Média de 22 ativos (meses 1–6), 83 (7–12) e 203 (13–24); 111 no mês 12 e 292 no mês 24</w:t>
             </w:r>
           </w:p>
         </w:tc>
@@ -3459,7 +3888,7 @@
                 <w:sz w:val="19"/>
                 <w:szCs w:val="19"/>
               </w:rPr>
-              <w:t xml:space="preserve">Sprints vendidos</w:t>
+              <w:t xml:space="preserve">Ticket médio Core</w:t>
             </w:r>
           </w:p>
         </w:tc>
@@ -3492,7 +3921,7 @@
                 <w:sz w:val="19"/>
                 <w:szCs w:val="19"/>
               </w:rPr>
-              <w:t xml:space="preserve">3 no Início, 8 no Crescimento e 54 na Estabilidade (4 a 5 por mês no ano 2)</w:t>
+              <w:t xml:space="preserve">R$ 1.996 por cliente pagante; meses grátis do Sprint (1) e do Scale (3) descontados</w:t>
             </w:r>
           </w:p>
         </w:tc>
@@ -3530,7 +3959,7 @@
                 <w:sz w:val="19"/>
                 <w:szCs w:val="19"/>
               </w:rPr>
-              <w:t xml:space="preserve">Conversão Core → Sprint</w:t>
+              <w:t xml:space="preserve">Sprints vendidos</w:t>
             </w:r>
           </w:p>
         </w:tc>
@@ -3563,7 +3992,7 @@
                 <w:sz w:val="19"/>
                 <w:szCs w:val="19"/>
               </w:rPr>
-              <w:t xml:space="preserve">~5% da base por mês no ano 1; no ano 2, vendas também fora da base, e esses clientes passam a assinar o Core</w:t>
+              <w:t xml:space="preserve">3 no Início, 8 no Crescimento e 54 na Estabilidade (4 a 5 por mês no ano 2)</w:t>
             </w:r>
           </w:p>
         </w:tc>
@@ -3601,7 +4030,7 @@
                 <w:sz w:val="19"/>
                 <w:szCs w:val="19"/>
               </w:rPr>
-              <w:t xml:space="preserve">Conversão Sprint → Scale</w:t>
+              <w:t xml:space="preserve">Conversão Core → Sprint</w:t>
             </w:r>
           </w:p>
         </w:tc>
@@ -3634,7 +4063,7 @@
                 <w:sz w:val="19"/>
                 <w:szCs w:val="19"/>
               </w:rPr>
-              <w:t xml:space="preserve">~35% no ano 1 e ~20% no ano 2 (15 Scales em 24 meses)</w:t>
+              <w:t xml:space="preserve">~5% da base por mês no início; no ano 2, 4 a 5 Sprints por mês, também para escritórios de fora da base</w:t>
             </w:r>
           </w:p>
         </w:tc>
@@ -3672,7 +4101,7 @@
                 <w:sz w:val="19"/>
                 <w:szCs w:val="19"/>
               </w:rPr>
-              <w:t xml:space="preserve">Ticket médio Sprint / Scale</w:t>
+              <w:t xml:space="preserve">Conversão Sprint → Scale</w:t>
             </w:r>
           </w:p>
         </w:tc>
@@ -3705,7 +4134,7 @@
                 <w:sz w:val="19"/>
                 <w:szCs w:val="19"/>
               </w:rPr>
-              <w:t xml:space="preserve">R$ 9.997 / R$ 29.997</w:t>
+              <w:t xml:space="preserve">~35% no ano 1 e ~20% no ano 2 (15 Scales em 24 meses)</w:t>
             </w:r>
           </w:p>
         </w:tc>
@@ -3743,7 +4172,7 @@
                 <w:sz w:val="19"/>
                 <w:szCs w:val="19"/>
               </w:rPr>
-              <w:t xml:space="preserve">Churn</w:t>
+              <w:t xml:space="preserve">Ticket médio Sprint / Scale</w:t>
             </w:r>
           </w:p>
         </w:tc>
@@ -3776,7 +4205,7 @@
                 <w:sz w:val="19"/>
                 <w:szCs w:val="19"/>
               </w:rPr>
-              <w:t xml:space="preserve">~3% ao mês na base Core</w:t>
+              <w:t xml:space="preserve">R$ 9.997 / R$ 29.997</w:t>
             </w:r>
           </w:p>
         </w:tc>
@@ -3814,7 +4243,7 @@
                 <w:sz w:val="19"/>
                 <w:szCs w:val="19"/>
               </w:rPr>
-              <w:t xml:space="preserve">Custo de Aquisição (CAC)</w:t>
+              <w:t xml:space="preserve">Churn</w:t>
             </w:r>
           </w:p>
         </w:tc>
@@ -3847,7 +4276,7 @@
                 <w:sz w:val="19"/>
                 <w:szCs w:val="19"/>
               </w:rPr>
-              <w:t xml:space="preserve">~R$ 1.040 de mídia por cliente Core (R$ 3.500/mês de marketing ÷ ~3,4 clientes novos/mês), sem contar o tempo de venda dos sócios</w:t>
+              <w:t xml:space="preserve">~3% ao mês na base Core</w:t>
             </w:r>
           </w:p>
         </w:tc>
@@ -3885,7 +4314,7 @@
                 <w:sz w:val="19"/>
                 <w:szCs w:val="19"/>
               </w:rPr>
-              <w:t xml:space="preserve">Lifetime Value (LTV)</w:t>
+              <w:t xml:space="preserve">Custo de Aquisição (CAC)</w:t>
             </w:r>
           </w:p>
         </w:tc>
@@ -3918,7 +4347,7 @@
                 <w:sz w:val="19"/>
                 <w:szCs w:val="19"/>
               </w:rPr>
-              <w:t xml:space="preserve">~R$ 36,0 mil por cliente Core (margem de contribuição de R$ 1.079/mês ÷ churn de 3%), LTV/CAC de ~35×</w:t>
+              <w:t xml:space="preserve">R$ 1.000 por cliente novo do Core (mídia paga e parceiros) + R$ 3.500/mês de marca e conteúdo: ~R$ 1.170 por cliente no ano 2</w:t>
             </w:r>
           </w:p>
         </w:tc>
@@ -3956,7 +4385,7 @@
                 <w:sz w:val="19"/>
                 <w:szCs w:val="19"/>
               </w:rPr>
-              <w:t xml:space="preserve">Margem de contribuição</w:t>
+              <w:t xml:space="preserve">Lifetime Value (LTV)</w:t>
             </w:r>
           </w:p>
         </w:tc>
@@ -3989,7 +4418,7 @@
                 <w:sz w:val="19"/>
                 <w:szCs w:val="19"/>
               </w:rPr>
-              <w:t xml:space="preserve">~53% no mês típico do ano 2 (despesas variáveis de 47,2% da receita, incluindo o Simples Nacional)</w:t>
+              <w:t xml:space="preserve">~R$ 43,1 mil por cliente Core (margem de contribuição de R$ 1.294/mês ÷ churn de 3%), LTV/CAC de ~37×</w:t>
             </w:r>
           </w:p>
         </w:tc>
@@ -4027,7 +4456,7 @@
                 <w:sz w:val="19"/>
                 <w:szCs w:val="19"/>
               </w:rPr>
-              <w:t xml:space="preserve">Custos fixos</w:t>
+              <w:t xml:space="preserve">Margem de contribuição</w:t>
             </w:r>
           </w:p>
         </w:tc>
@@ -4060,7 +4489,7 @@
                 <w:sz w:val="19"/>
                 <w:szCs w:val="19"/>
               </w:rPr>
-              <w:t xml:space="preserve">R$ 12 mil por mês + retirada dos sócios (24,5% da receita a partir do mês 4)</w:t>
+              <w:t xml:space="preserve">~55% no mês típico do ano 2 (despesas variáveis de 45,3% da receita, incluindo impostos, suporte de R$ 150 por cliente e aquisição)</w:t>
             </w:r>
           </w:p>
         </w:tc>
@@ -4098,7 +4527,7 @@
                 <w:sz w:val="19"/>
                 <w:szCs w:val="19"/>
               </w:rPr>
-              <w:t xml:space="preserve">Burn mensal máximo</w:t>
+              <w:t xml:space="preserve">Custos fixos</w:t>
             </w:r>
           </w:p>
         </w:tc>
@@ -4131,7 +4560,7 @@
                 <w:sz w:val="19"/>
                 <w:szCs w:val="19"/>
               </w:rPr>
-              <w:t xml:space="preserve">R$ 7,5 mil (mês 1)</w:t>
+              <w:t xml:space="preserve">R$ 12 mil por mês + retirada dos sócios (24,5% da receita a partir do mês 4)</w:t>
             </w:r>
           </w:p>
         </w:tc>
@@ -4169,7 +4598,7 @@
                 <w:sz w:val="19"/>
                 <w:szCs w:val="19"/>
               </w:rPr>
-              <w:t xml:space="preserve">Ponto de equilíbrio (break-even)</w:t>
+              <w:t xml:space="preserve">Impostos</w:t>
             </w:r>
           </w:p>
         </w:tc>
@@ -4202,7 +4631,7 @@
                 <w:sz w:val="19"/>
                 <w:szCs w:val="19"/>
               </w:rPr>
-              <w:t xml:space="preserve">Mês 6</w:t>
+              <w:t xml:space="preserve">Simples Nacional (Anexo V) até a receita de 12 meses passar de R$ 4,8 mi; depois, Lucro Presumido (mês 24)</w:t>
             </w:r>
           </w:p>
         </w:tc>
@@ -4240,6 +4669,148 @@
                 <w:sz w:val="19"/>
                 <w:szCs w:val="19"/>
               </w:rPr>
+              <w:t xml:space="preserve">Burn mensal máximo</w:t>
+            </w:r>
+          </w:p>
+        </w:tc>
+        <w:tc>
+          <w:tcPr>
+            <w:tcW w:type="dxa" w:w="6038"/>
+            <w:tcBorders>
+              <w:top w:val="single" w:color="9AA3B5" w:sz="4"/>
+              <w:left w:val="single" w:color="9AA3B5" w:sz="4"/>
+              <w:bottom w:val="single" w:color="9AA3B5" w:sz="4"/>
+              <w:right w:val="single" w:color="9AA3B5" w:sz="4"/>
+            </w:tcBorders>
+            <w:tcMar>
+              <w:top w:type="dxa" w:w="70"/>
+              <w:left w:type="dxa" w:w="110"/>
+              <w:bottom w:type="dxa" w:w="70"/>
+              <w:right w:type="dxa" w:w="110"/>
+            </w:tcMar>
+            <w:vAlign w:val="center"/>
+          </w:tcPr>
+          <w:p>
+            <w:pPr>
+              <w:spacing w:after="0" w:line="260"/>
+              <w:jc w:val="left"/>
+            </w:pPr>
+            <w:r>
+              <w:rPr>
+                <w:rFonts w:ascii="Arial" w:cs="Arial" w:eastAsia="Arial" w:hAnsi="Arial"/>
+                <w:color w:val="222222"/>
+                <w:sz w:val="19"/>
+                <w:szCs w:val="19"/>
+              </w:rPr>
+              <w:t xml:space="preserve">R$ 10,8 mil (mês 1)</w:t>
+            </w:r>
+          </w:p>
+        </w:tc>
+      </w:tr>
+      <w:tr>
+        <w:trPr>
+          <w:cantSplit/>
+        </w:trPr>
+        <w:tc>
+          <w:tcPr>
+            <w:tcW w:type="dxa" w:w="3600"/>
+            <w:tcBorders>
+              <w:top w:val="single" w:color="9AA3B5" w:sz="4"/>
+              <w:left w:val="single" w:color="9AA3B5" w:sz="4"/>
+              <w:bottom w:val="single" w:color="9AA3B5" w:sz="4"/>
+              <w:right w:val="single" w:color="9AA3B5" w:sz="4"/>
+            </w:tcBorders>
+            <w:tcMar>
+              <w:top w:type="dxa" w:w="70"/>
+              <w:left w:type="dxa" w:w="110"/>
+              <w:bottom w:type="dxa" w:w="70"/>
+              <w:right w:type="dxa" w:w="110"/>
+            </w:tcMar>
+            <w:vAlign w:val="center"/>
+          </w:tcPr>
+          <w:p>
+            <w:pPr>
+              <w:spacing w:after="0" w:line="260"/>
+              <w:jc w:val="left"/>
+            </w:pPr>
+            <w:r>
+              <w:rPr>
+                <w:rFonts w:ascii="Arial" w:cs="Arial" w:eastAsia="Arial" w:hAnsi="Arial"/>
+                <w:color w:val="222222"/>
+                <w:sz w:val="19"/>
+                <w:szCs w:val="19"/>
+              </w:rPr>
+              <w:t xml:space="preserve">Ponto de equilíbrio (break-even)</w:t>
+            </w:r>
+          </w:p>
+        </w:tc>
+        <w:tc>
+          <w:tcPr>
+            <w:tcW w:type="dxa" w:w="6038"/>
+            <w:tcBorders>
+              <w:top w:val="single" w:color="9AA3B5" w:sz="4"/>
+              <w:left w:val="single" w:color="9AA3B5" w:sz="4"/>
+              <w:bottom w:val="single" w:color="9AA3B5" w:sz="4"/>
+              <w:right w:val="single" w:color="9AA3B5" w:sz="4"/>
+            </w:tcBorders>
+            <w:tcMar>
+              <w:top w:type="dxa" w:w="70"/>
+              <w:left w:type="dxa" w:w="110"/>
+              <w:bottom w:type="dxa" w:w="70"/>
+              <w:right w:type="dxa" w:w="110"/>
+            </w:tcMar>
+            <w:vAlign w:val="center"/>
+          </w:tcPr>
+          <w:p>
+            <w:pPr>
+              <w:spacing w:after="0" w:line="260"/>
+              <w:jc w:val="left"/>
+            </w:pPr>
+            <w:r>
+              <w:rPr>
+                <w:rFonts w:ascii="Arial" w:cs="Arial" w:eastAsia="Arial" w:hAnsi="Arial"/>
+                <w:color w:val="222222"/>
+                <w:sz w:val="19"/>
+                <w:szCs w:val="19"/>
+              </w:rPr>
+              <w:t xml:space="preserve">Mês 3</w:t>
+            </w:r>
+          </w:p>
+        </w:tc>
+      </w:tr>
+      <w:tr>
+        <w:trPr>
+          <w:cantSplit/>
+        </w:trPr>
+        <w:tc>
+          <w:tcPr>
+            <w:tcW w:type="dxa" w:w="3600"/>
+            <w:tcBorders>
+              <w:top w:val="single" w:color="9AA3B5" w:sz="4"/>
+              <w:left w:val="single" w:color="9AA3B5" w:sz="4"/>
+              <w:bottom w:val="single" w:color="9AA3B5" w:sz="4"/>
+              <w:right w:val="single" w:color="9AA3B5" w:sz="4"/>
+            </w:tcBorders>
+            <w:tcMar>
+              <w:top w:type="dxa" w:w="70"/>
+              <w:left w:type="dxa" w:w="110"/>
+              <w:bottom w:type="dxa" w:w="70"/>
+              <w:right w:type="dxa" w:w="110"/>
+            </w:tcMar>
+            <w:vAlign w:val="center"/>
+          </w:tcPr>
+          <w:p>
+            <w:pPr>
+              <w:spacing w:after="0" w:line="260"/>
+              <w:jc w:val="left"/>
+            </w:pPr>
+            <w:r>
+              <w:rPr>
+                <w:rFonts w:ascii="Arial" w:cs="Arial" w:eastAsia="Arial" w:hAnsi="Arial"/>
+                <w:color w:val="222222"/>
+                <w:sz w:val="19"/>
+                <w:szCs w:val="19"/>
+              </w:rPr>
               <w:t xml:space="preserve">Necessidade de capital</w:t>
             </w:r>
           </w:p>
@@ -4273,7 +4844,7 @@
                 <w:sz w:val="19"/>
                 <w:szCs w:val="19"/>
               </w:rPr>
-              <w:t xml:space="preserve">R$ 120,9 mil, coberta pelo capital de R$ 150 mil</w:t>
+              <w:t xml:space="preserve">R$ 118,5 mil, coberta pelo capital de R$ 150 mil</w:t>
             </w:r>
           </w:p>
         </w:tc>
@@ -4458,7 +5029,7 @@
                 <w:sz w:val="19"/>
                 <w:szCs w:val="19"/>
               </w:rPr>
-              <w:t xml:space="preserve">R$ 172,5 mil — viável</w:t>
+              <w:t xml:space="preserve">R$ 1,22 milhão — viável</w:t>
             </w:r>
           </w:p>
         </w:tc>
@@ -4529,7 +5100,7 @@
                 <w:sz w:val="19"/>
                 <w:szCs w:val="19"/>
               </w:rPr>
-              <w:t xml:space="preserve">131,2% ao ano, bem acima da TMA de 24%</w:t>
+              <w:t xml:space="preserve">758,8% ao ano, muito acima da TMA de 24%</w:t>
             </w:r>
           </w:p>
         </w:tc>
@@ -4600,7 +5171,7 @@
                 <w:sz w:val="19"/>
                 <w:szCs w:val="19"/>
               </w:rPr>
-              <w:t xml:space="preserve">Mês 16 / mês 18</w:t>
+              <w:t xml:space="preserve">Mês 9 / mês 10</w:t>
             </w:r>
           </w:p>
         </w:tc>
@@ -4671,7 +5242,7 @@
                 <w:sz w:val="19"/>
                 <w:szCs w:val="19"/>
               </w:rPr>
-              <w:t xml:space="preserve">R$ 187,2 mil / R$ 155,8 mil / R$ 143,6 mil</w:t>
+              <w:t xml:space="preserve">R$ 1,29 mi / R$ 1,15 mi / R$ 1,09 mi</w:t>
             </w:r>
           </w:p>
         </w:tc>
@@ -4709,7 +5280,7 @@
                 <w:sz w:val="19"/>
                 <w:szCs w:val="19"/>
               </w:rPr>
-              <w:t xml:space="preserve">Cenário pessimista (30% menos clientes Core)</w:t>
+              <w:t xml:space="preserve">Cenário pessimista (escada de 2, 4, 5 e 7 clientes, ~30% menor)</w:t>
             </w:r>
           </w:p>
         </w:tc>
@@ -4742,7 +5313,78 @@
                 <w:sz w:val="19"/>
                 <w:szCs w:val="19"/>
               </w:rPr>
-              <w:t xml:space="preserve">VPL de R$ 52,0 mil, resultado positivo de forma contínua a partir do mês 8 e necessidade de caixa de R$ 135,8 mil, ainda dentro do capital</w:t>
+              <w:t xml:space="preserve">VPL de R$ 766,7 mil, break-even no mês 5, 204 clientes no mês 24 e necessidade de caixa de R$ 124,7 mil</w:t>
+            </w:r>
+          </w:p>
+        </w:tc>
+      </w:tr>
+      <w:tr>
+        <w:trPr>
+          <w:cantSplit/>
+        </w:trPr>
+        <w:tc>
+          <w:tcPr>
+            <w:tcW w:type="dxa" w:w="4200"/>
+            <w:tcBorders>
+              <w:top w:val="single" w:color="9AA3B5" w:sz="4"/>
+              <w:left w:val="single" w:color="9AA3B5" w:sz="4"/>
+              <w:bottom w:val="single" w:color="9AA3B5" w:sz="4"/>
+              <w:right w:val="single" w:color="9AA3B5" w:sz="4"/>
+            </w:tcBorders>
+            <w:tcMar>
+              <w:top w:type="dxa" w:w="70"/>
+              <w:left w:type="dxa" w:w="110"/>
+              <w:bottom w:type="dxa" w:w="70"/>
+              <w:right w:type="dxa" w:w="110"/>
+            </w:tcMar>
+            <w:vAlign w:val="center"/>
+          </w:tcPr>
+          <w:p>
+            <w:pPr>
+              <w:spacing w:after="0" w:line="260"/>
+              <w:jc w:val="left"/>
+            </w:pPr>
+            <w:r>
+              <w:rPr>
+                <w:rFonts w:ascii="Arial" w:cs="Arial" w:eastAsia="Arial" w:hAnsi="Arial"/>
+                <w:color w:val="222222"/>
+                <w:sz w:val="19"/>
+                <w:szCs w:val="19"/>
+              </w:rPr>
+              <w:t xml:space="preserve">Vendas do Core sem crescimento depois do mês 4 (10 por mês)</w:t>
+            </w:r>
+          </w:p>
+        </w:tc>
+        <w:tc>
+          <w:tcPr>
+            <w:tcW w:type="dxa" w:w="5438"/>
+            <w:tcBorders>
+              <w:top w:val="single" w:color="9AA3B5" w:sz="4"/>
+              <w:left w:val="single" w:color="9AA3B5" w:sz="4"/>
+              <w:bottom w:val="single" w:color="9AA3B5" w:sz="4"/>
+              <w:right w:val="single" w:color="9AA3B5" w:sz="4"/>
+            </w:tcBorders>
+            <w:tcMar>
+              <w:top w:type="dxa" w:w="70"/>
+              <w:left w:type="dxa" w:w="110"/>
+              <w:bottom w:type="dxa" w:w="70"/>
+              <w:right w:type="dxa" w:w="110"/>
+            </w:tcMar>
+            <w:vAlign w:val="center"/>
+          </w:tcPr>
+          <w:p>
+            <w:pPr>
+              <w:spacing w:after="0" w:line="260"/>
+              <w:jc w:val="left"/>
+            </w:pPr>
+            <w:r>
+              <w:rPr>
+                <w:rFonts w:ascii="Arial" w:cs="Arial" w:eastAsia="Arial" w:hAnsi="Arial"/>
+                <w:color w:val="222222"/>
+                <w:sz w:val="19"/>
+                <w:szCs w:val="19"/>
+              </w:rPr>
+              <w:t xml:space="preserve">VPL de R$ 830,6 mil e 165 clientes no mês 24</w:t>
             </w:r>
           </w:p>
         </w:tc>
